--- a/Competitive_Landscape.docx
+++ b/Competitive_Landscape.docx
@@ -285,7 +285,7 @@
                 <w:color w:val="FFFFFF"/>
                 <w:sz w:val="16"/>
               </w:rPr>
-              <w:t>Overlap with the Scout (our read)</w:t>
+              <w:t>Overlap with the Insider (our read)</w:t>
             </w:r>
           </w:p>
         </w:tc>
@@ -1588,7 +1588,7 @@
         <w:rPr>
           <w:sz w:val="19"/>
         </w:rPr>
-        <w:t xml:space="preserve"> A trust-first community feed is a clean Scout tip-line and a place to seed content that drives signups — adjacent infrastructure, not a substitute for editorial.</w:t>
+        <w:t xml:space="preserve"> A trust-first community feed is a clean Insider tip-line and a place to seed content that drives signups — adjacent infrastructure, not a substitute for editorial.</w:t>
       </w:r>
     </w:p>
     <w:p>
@@ -1702,7 +1702,7 @@
                 <w:color w:val="1B3A4B"/>
                 <w:sz w:val="22"/>
               </w:rPr>
-              <w:t>A quick word on what the Scout is, and isn't. It isn't a feed to scroll, a community bulletin board, or a roundup paid for by the places it covers. There are good versions of all of those in town, and I read them. The Scout is something narrower: one carefully made issue a week, written by a neighbor, paid for by you. No ads, ever, and no sponsored sentences — because the day a business can buy its way in is the day you stop being able to trust what's here. My only job is to be worth your inbox.</w:t>
+              <w:t>A quick word on what the Insider is, and isn't. It isn't a feed to scroll, a community bulletin board, or a roundup paid for by the places it covers. There are good versions of all of those in town, and I read them. The Insider is something narrower: one carefully made issue a week, written by a neighbor, paid for by you. No ads, ever, and no sponsored sentences — because the day a business can buy its way in is the day you stop being able to trust what's here. My only job is to be worth your inbox.</w:t>
             </w:r>
           </w:p>
         </w:tc>
@@ -1752,7 +1752,7 @@
                 <w:color w:val="1B3A4B"/>
                 <w:sz w:val="22"/>
               </w:rPr>
-              <w:t>No ads. No sponsorships. No sponsored sentences. The Scout is one curated issue a week, written by a neighbor and paid for by readers — so the reader is the customer, never the product.</w:t>
+              <w:t>No ads. No sponsorships. No sponsored sentences. The Insider is one curated issue a week, written by a neighbor and paid for by readers — so the reader is the customer, never the product.</w:t>
             </w:r>
           </w:p>
         </w:tc>
@@ -1823,7 +1823,7 @@
           <w:color w:val="6B7B85"/>
           <w:sz w:val="17"/>
         </w:rPr>
-        <w:t>Plain-text and HTML versions of these are saved alongside this doc (scout_positioning_about.txt / .html) for pasting into beehiiv.</w:t>
+        <w:t>Plain-text and HTML versions of these are saved alongside this doc (insider_positioning_about.txt / .html) for pasting into beehiiv.</w:t>
       </w:r>
     </w:p>
     <w:sectPr>
